--- a/202600000000-张三-实验三.docx
+++ b/202600000000-张三-实验三.docx
@@ -2020,7 +2020,7 @@
                 <w:b w:val="0"/>
                 <w:sz w:val="18"/>
               </w:rPr>
-              <w:t>$ ... HBaseApp showcol student Score</w:t>
+              <w:t>$ ... HBaseApp showcol student Score:Computer Science</w:t>
             </w:r>
             <w:r>
               <w:br/>
@@ -2031,7 +2031,7 @@
                 <w:b w:val="0"/>
                 <w:sz w:val="18"/>
               </w:rPr>
-              <w:t>--- student 的列 Score ---</w:t>
+              <w:t>--- student 的列 Score:Computer Science ---</w:t>
             </w:r>
             <w:r>
               <w:br/>
@@ -2042,7 +2042,7 @@
                 <w:b w:val="0"/>
                 <w:sz w:val="18"/>
               </w:rPr>
-              <w:t>2015001   Computer Science = 0</w:t>
+              <w:t>2015001      null</w:t>
             </w:r>
             <w:r>
               <w:br/>
@@ -2053,7 +2053,7 @@
                 <w:b w:val="0"/>
                 <w:sz w:val="18"/>
               </w:rPr>
-              <w:t>2015001   English          = 69</w:t>
+              <w:t>2015002      77</w:t>
             </w:r>
             <w:r>
               <w:br/>
@@ -2064,29 +2064,7 @@
                 <w:b w:val="0"/>
                 <w:sz w:val="18"/>
               </w:rPr>
-              <w:t>2015001   Math             = 86</w:t>
-            </w:r>
-            <w:r>
-              <w:br/>
-            </w:r>
-            <w:r>
-              <w:rPr>
-                <w:rFonts w:ascii="Consolas" w:hAnsi="Consolas" w:eastAsia="Consolas" w:cs="Consolas"/>
-                <w:b w:val="0"/>
-                <w:sz w:val="18"/>
-              </w:rPr>
-              <w:t>2015002   English          = 99</w:t>
-            </w:r>
-            <w:r>
-              <w:br/>
-            </w:r>
-            <w:r>
-              <w:rPr>
-                <w:rFonts w:ascii="Consolas" w:hAnsi="Consolas" w:eastAsia="Consolas" w:cs="Consolas"/>
-                <w:b w:val="0"/>
-                <w:sz w:val="18"/>
-              </w:rPr>
-              <w:t>2015003   Computer Science = 95</w:t>
+              <w:t>2015003      95</w:t>
             </w:r>
             <w:r>
               <w:br/>
@@ -3075,7 +3053,7 @@
                 <w:color w:val="A31F1F"/>
                 <w:sz w:val="20"/>
               </w:rPr>
-              <w:t>https://github.com/&lt;GitHub用户名&gt;/bigdata-lab3</w:t>
+              <w:t>https://github.com/YuuAnnooo/sdu-bigdata-labs</w:t>
             </w:r>
             <w:r>
               <w:rPr>
@@ -3083,7 +3061,24 @@
                 <w:b w:val="0"/>
                 <w:sz w:val="24"/>
               </w:rPr>
-              <w:t>（Public）。目录约定：</w:t>
+              <w:t xml:space="preserve">（Public，本实验位于 </w:t>
+            </w:r>
+            <w:r>
+              <w:rPr>
+                <w:rFonts w:ascii="Consolas" w:hAnsi="Consolas" w:eastAsia="Consolas" w:cs="Consolas"/>
+                <w:b w:val="0"/>
+                <w:color w:val="A31F1F"/>
+                <w:sz w:val="20"/>
+              </w:rPr>
+              <w:t>bigdata-lab3/</w:t>
+            </w:r>
+            <w:r>
+              <w:rPr>
+                <w:rFonts w:ascii="宋体" w:hAnsi="宋体" w:eastAsia="宋体" w:cs="宋体"/>
+                <w:b w:val="0"/>
+                <w:sz w:val="24"/>
+              </w:rPr>
+              <w:t>）。目录约定：</w:t>
             </w:r>
             <w:r>
               <w:rPr>
